--- a/deliverables/WhatDaDev_KP_ТОО_Tengri Tyres_с_подписью.docx
+++ b/deliverables/WhatDaDev_KP_ТОО_Tengri Tyres_с_подписью.docx
@@ -2731,7 +2731,7 @@
               <a:graphicData uri="http://schemas.openxmlformats.org/drawingml/2006/picture">
                 <pic:pic>
                   <pic:nvPicPr>
-                    <pic:cNvPr id="0" name="polyakova-sara-bauyrsak.jpg"/>
+                    <pic:cNvPr id="0" name="image.jpg"/>
                     <pic:cNvPicPr/>
                   </pic:nvPicPr>
                   <pic:blipFill>
@@ -2754,7 +2754,45 @@
         </w:drawing>
       </w:r>
       <w:r>
-        <w:t xml:space="preserve">    Полякова Сара</w:t>
+        <w:t xml:space="preserve">  </w:t>
+      </w:r>
+      <w:r>
+        <w:drawing>
+          <wp:inline xmlns:a="http://schemas.openxmlformats.org/drawingml/2006/main" xmlns:pic="http://schemas.openxmlformats.org/drawingml/2006/picture">
+            <wp:extent cx="1080000" cy="1080000"/>
+            <wp:docPr id="214" name="Picture 214"/>
+            <wp:cNvGraphicFramePr>
+              <a:graphicFrameLocks noChangeAspect="1"/>
+            </wp:cNvGraphicFramePr>
+            <a:graphic>
+              <a:graphicData uri="http://schemas.openxmlformats.org/drawingml/2006/picture">
+                <pic:pic>
+                  <pic:nvPicPr>
+                    <pic:cNvPr id="0" name="bauyrsak-stamp.jpg"/>
+                    <pic:cNvPicPr/>
+                  </pic:nvPicPr>
+                  <pic:blipFill>
+                    <a:blip r:embed="rId26"/>
+                    <a:srcRect l="18229" t="45313" r="30729" b="16406"/>
+                    <a:stretch>
+                      <a:fillRect/>
+                    </a:stretch>
+                  </pic:blipFill>
+                  <pic:spPr>
+                    <a:xfrm>
+                      <a:off x="0" y="0"/>
+                      <a:ext cx="1080000" cy="1080000"/>
+                    </a:xfrm>
+                    <a:prstGeom prst="rect"/>
+                  </pic:spPr>
+                </pic:pic>
+              </a:graphicData>
+            </a:graphic>
+          </wp:inline>
+        </w:drawing>
+      </w:r>
+      <w:r>
+        <w:t xml:space="preserve">  Полякова Сара</w:t>
       </w:r>
     </w:p>
     <w:p>

--- a/deliverables/WhatDaDev_KP_ТОО_Tengri Tyres_с_подписью.docx
+++ b/deliverables/WhatDaDev_KP_ТОО_Tengri Tyres_с_подписью.docx
@@ -2768,12 +2768,11 @@
               <a:graphicData uri="http://schemas.openxmlformats.org/drawingml/2006/picture">
                 <pic:pic>
                   <pic:nvPicPr>
-                    <pic:cNvPr id="0" name="bauyrsak-stamp.jpg"/>
+                    <pic:cNvPr id="0" name="bauyrsak-stamp-transparent.png"/>
                     <pic:cNvPicPr/>
                   </pic:nvPicPr>
                   <pic:blipFill>
-                    <a:blip r:embed="rId26"/>
-                    <a:srcRect l="18229" t="45313" r="30729" b="16406"/>
+                    <a:blip r:embed="rId27"/>
                     <a:stretch>
                       <a:fillRect/>
                     </a:stretch>
